--- a/PRD.docx
+++ b/PRD.docx
@@ -5162,6 +5162,494 @@
     <w:p>
       <w:r>
         <w:t>Everything downstream is standard web engineering. The formula is the product.</w:t>
+      </w:r>
+    </w:p>
+    <w:p>
+      <w:r>
+        <w:pict w14:anchorId="5A000000">
+          <v:rect id="_x0000_i0000" style="width:0;height:1.5pt" o:hralign="center" o:hrstd="t" o:hr="t" fillcolor="#a0a0a0" stroked="f"/>
+        </w:pict>
+      </w:r>
+    </w:p>
+    <w:p>
+      <w:pPr>
+        <w:rPr>
+          <w:b/>
+          <w:bCs/>
+        </w:rPr>
+      </w:pPr>
+      <w:r>
+        <w:rPr>
+          <w:b/>
+          <w:bCs/>
+        </w:rPr>
+        <w:t xml:space="preserve">15. Demand Index (experimental, personal capability demo)</w:t>
+      </w:r>
+    </w:p>
+    <w:p>
+      <w:r>
+        <w:t xml:space="preserve">An illustrative “estimated potential buyers” number per city, per day, built on top of the same pipeline. It combines real data (city population, the live Melt Score, and day type) with a small number of named, transparent assumptions where no public data exists. It exists to demonstrate what a weather-plus-population index can look like — not to predict actual sales, and not built or used for any employer. See section 2 and risk R6: this remains, deliberately, not a sales forecasting tool.</w:t>
+      </w:r>
+    </w:p>
+    <w:p>
+      <w:pPr>
+        <w:rPr>
+          <w:b/>
+          <w:bCs/>
+        </w:rPr>
+      </w:pPr>
+      <w:r>
+        <w:rPr>
+          <w:b/>
+          <w:bCs/>
+        </w:rPr>
+        <w:t xml:space="preserve">What it estimates</w:t>
+      </w:r>
+    </w:p>
+    <w:p>
+      <w:r>
+        <w:t xml:space="preserve">demand = population × age-relevant share × weather-driven propensity(Melt Score) × day-type multiplier</w:t>
+      </w:r>
+    </w:p>
+    <w:p>
+      <w:pPr>
+        <w:rPr>
+          <w:b/>
+          <w:bCs/>
+        </w:rPr>
+      </w:pPr>
+      <w:r>
+        <w:rPr>
+          <w:b/>
+          <w:bCs/>
+        </w:rPr>
+        <w:t xml:space="preserve">Data sources</w:t>
+      </w:r>
+    </w:p>
+    <w:tbl>
+      <w:tblPr>
+        <w:tblW w:w="0" w:type="auto"/>
+        <w:tblCellSpacing w:w="15" w:type="dxa"/>
+        <w:tblCellMar>
+          <w:top w:w="15" w:type="dxa"/>
+          <w:left w:w="15" w:type="dxa"/>
+          <w:bottom w:w="15" w:type="dxa"/>
+          <w:right w:w="15" w:type="dxa"/>
+        </w:tblCellMar>
+        <w:tblLook w:val="04A0" w:firstRow="1" w:lastRow="0" w:firstColumn="1" w:lastColumn="0" w:noHBand="0" w:noVBand="1"/>
+      </w:tblPr>
+      <w:tblGrid>
+        <w:gridCol w:w="2126"/>
+        <w:gridCol w:w="3515"/>
+        <w:gridCol w:w="3385"/>
+      </w:tblGrid>
+      <w:tr>
+        <w:trPr>
+          <w:tblHeader/>
+          <w:tblCellSpacing w:w="15" w:type="dxa"/>
+        </w:trPr>
+        <w:tc>
+          <w:tcPr>
+            <w:tcW w:w="0" w:type="auto"/>
+            <w:vAlign w:val="center"/>
+          </w:tcPr>
+          <w:p>
+            <w:r>
+              <w:rPr>
+                <w:b/>
+                <w:bCs/>
+              </w:rPr>
+              <w:t xml:space="preserve">Input</w:t>
+            </w:r>
+          </w:p>
+        </w:tc>
+        <w:tc>
+          <w:tcPr>
+            <w:tcW w:w="0" w:type="auto"/>
+            <w:vAlign w:val="center"/>
+          </w:tcPr>
+          <w:p>
+            <w:r>
+              <w:rPr>
+                <w:b/>
+                <w:bCs/>
+              </w:rPr>
+              <w:t xml:space="preserve">Source</w:t>
+            </w:r>
+          </w:p>
+        </w:tc>
+        <w:tc>
+          <w:tcPr>
+            <w:tcW w:w="0" w:type="auto"/>
+            <w:vAlign w:val="center"/>
+          </w:tcPr>
+          <w:p>
+            <w:r>
+              <w:rPr>
+                <w:b/>
+                <w:bCs/>
+              </w:rPr>
+              <w:t xml:space="preserve">Nature</w:t>
+            </w:r>
+          </w:p>
+        </w:tc>
+      </w:tr>
+      <w:tr>
+        <w:trPr>
+          <w:tblCellSpacing w:w="15" w:type="dxa"/>
+        </w:trPr>
+        <w:tc>
+          <w:tcPr>
+            <w:tcW w:w="0" w:type="auto"/>
+            <w:vAlign w:val="center"/>
+          </w:tcPr>
+          <w:p>
+            <w:r>
+              <w:t xml:space="preserve">Population</w:t>
+            </w:r>
+          </w:p>
+        </w:tc>
+        <w:tc>
+          <w:tcPr>
+            <w:tcW w:w="0" w:type="auto"/>
+            <w:vAlign w:val="center"/>
+          </w:tcPr>
+          <w:p>
+            <w:r>
+              <w:t xml:space="preserve">GeoNames cities15000 (the same file the city list is built from)</w:t>
+            </w:r>
+          </w:p>
+        </w:tc>
+        <w:tc>
+          <w:tcPr>
+            <w:tcW w:w="0" w:type="auto"/>
+            <w:vAlign w:val="center"/>
+          </w:tcPr>
+          <w:p>
+            <w:r>
+              <w:t xml:space="preserve">Real, but not live — population is inherently slow-moving, refreshed periodically like the city list itself, not hourly</w:t>
+            </w:r>
+          </w:p>
+        </w:tc>
+      </w:tr>
+      <w:tr>
+        <w:trPr>
+          <w:tblCellSpacing w:w="15" w:type="dxa"/>
+        </w:trPr>
+        <w:tc>
+          <w:tcPr>
+            <w:tcW w:w="0" w:type="auto"/>
+            <w:vAlign w:val="center"/>
+          </w:tcPr>
+          <w:p>
+            <w:r>
+              <w:t xml:space="preserve">Melt Score</w:t>
+            </w:r>
+          </w:p>
+        </w:tc>
+        <w:tc>
+          <w:tcPr>
+            <w:tcW w:w="0" w:type="auto"/>
+            <w:vAlign w:val="center"/>
+          </w:tcPr>
+          <w:p>
+            <w:r>
+              <w:t xml:space="preserve">This project's own live weather-derived score</w:t>
+            </w:r>
+          </w:p>
+        </w:tc>
+        <w:tc>
+          <w:tcPr>
+            <w:tcW w:w="0" w:type="auto"/>
+            <w:vAlign w:val="center"/>
+          </w:tcPr>
+          <w:p>
+            <w:r>
+              <w:t xml:space="preserve">Real, live, refreshed hourly</w:t>
+            </w:r>
+          </w:p>
+        </w:tc>
+      </w:tr>
+      <w:tr>
+        <w:trPr>
+          <w:tblCellSpacing w:w="15" w:type="dxa"/>
+        </w:trPr>
+        <w:tc>
+          <w:tcPr>
+            <w:tcW w:w="0" w:type="auto"/>
+            <w:vAlign w:val="center"/>
+          </w:tcPr>
+          <w:p>
+            <w:r>
+              <w:t xml:space="preserve">Day type — weekday / weekend / public holiday</w:t>
+            </w:r>
+          </w:p>
+        </w:tc>
+        <w:tc>
+          <w:tcPr>
+            <w:tcW w:w="0" w:type="auto"/>
+            <w:vAlign w:val="center"/>
+          </w:tcPr>
+          <w:p>
+            <w:r>
+              <w:t xml:space="preserve">date.nager.at public holidays API, free and keyless</w:t>
+            </w:r>
+          </w:p>
+        </w:tc>
+        <w:tc>
+          <w:tcPr>
+            <w:tcW w:w="0" w:type="auto"/>
+            <w:vAlign w:val="center"/>
+          </w:tcPr>
+          <w:p>
+            <w:r>
+              <w:t xml:space="preserve">Real where the country is covered (≈100 of 121 tracked countries as of August 2026); explicitly “unknown,” never guessed, everywhere else</w:t>
+            </w:r>
+          </w:p>
+        </w:tc>
+      </w:tr>
+      <w:tr>
+        <w:trPr>
+          <w:tblCellSpacing w:w="15" w:type="dxa"/>
+        </w:trPr>
+        <w:tc>
+          <w:tcPr>
+            <w:tcW w:w="0" w:type="auto"/>
+            <w:vAlign w:val="center"/>
+          </w:tcPr>
+          <w:p>
+            <w:r>
+              <w:t xml:space="preserve">Age-relevant population share</w:t>
+            </w:r>
+          </w:p>
+        </w:tc>
+        <w:tc>
+          <w:tcPr>
+            <w:tcW w:w="0" w:type="auto"/>
+            <w:vAlign w:val="center"/>
+          </w:tcPr>
+          <w:p>
+            <w:r>
+              <w:t xml:space="preserve">—</w:t>
+            </w:r>
+          </w:p>
+        </w:tc>
+        <w:tc>
+          <w:tcPr>
+            <w:tcW w:w="0" w:type="auto"/>
+            <w:vAlign w:val="center"/>
+          </w:tcPr>
+          <w:p>
+            <w:r>
+              <w:t xml:space="preserve">Assumption: a flat 65% for every city, not sourced demographic data</w:t>
+            </w:r>
+          </w:p>
+        </w:tc>
+      </w:tr>
+      <w:tr>
+        <w:trPr>
+          <w:tblCellSpacing w:w="15" w:type="dxa"/>
+        </w:trPr>
+        <w:tc>
+          <w:tcPr>
+            <w:tcW w:w="0" w:type="auto"/>
+            <w:vAlign w:val="center"/>
+          </w:tcPr>
+          <w:p>
+            <w:r>
+              <w:t xml:space="preserve">Peak-day buy rate</w:t>
+            </w:r>
+          </w:p>
+        </w:tc>
+        <w:tc>
+          <w:tcPr>
+            <w:tcW w:w="0" w:type="auto"/>
+            <w:vAlign w:val="center"/>
+          </w:tcPr>
+          <w:p>
+            <w:r>
+              <w:t xml:space="preserve">—</w:t>
+            </w:r>
+          </w:p>
+        </w:tc>
+        <w:tc>
+          <w:tcPr>
+            <w:tcW w:w="0" w:type="auto"/>
+            <w:vAlign w:val="center"/>
+          </w:tcPr>
+          <w:p>
+            <w:r>
+              <w:t xml:space="preserve">Assumption: a flat 12% ceiling, not sourced</w:t>
+            </w:r>
+          </w:p>
+        </w:tc>
+      </w:tr>
+      <w:tr>
+        <w:trPr>
+          <w:tblCellSpacing w:w="15" w:type="dxa"/>
+        </w:trPr>
+        <w:tc>
+          <w:tcPr>
+            <w:tcW w:w="0" w:type="auto"/>
+            <w:vAlign w:val="center"/>
+          </w:tcPr>
+          <w:p>
+            <w:r>
+              <w:t xml:space="preserve">Propensity curve shape</w:t>
+            </w:r>
+          </w:p>
+        </w:tc>
+        <w:tc>
+          <w:tcPr>
+            <w:tcW w:w="0" w:type="auto"/>
+            <w:vAlign w:val="center"/>
+          </w:tcPr>
+          <w:p>
+            <w:r>
+              <w:t xml:space="preserve">—</w:t>
+            </w:r>
+          </w:p>
+        </w:tc>
+        <w:tc>
+          <w:tcPr>
+            <w:tcW w:w="0" w:type="auto"/>
+            <w:vAlign w:val="center"/>
+          </w:tcPr>
+          <w:p>
+            <w:r>
+              <w:t xml:space="preserve">Assumption: a diminishing-returns exponent, not calibrated against any real behavioural dataset</w:t>
+            </w:r>
+          </w:p>
+        </w:tc>
+      </w:tr>
+    </w:tbl>
+    <w:p>
+      <w:pPr>
+        <w:rPr>
+          <w:b/>
+          <w:bCs/>
+        </w:rPr>
+      </w:pPr>
+      <w:r>
+        <w:rPr>
+          <w:b/>
+          <w:bCs/>
+        </w:rPr>
+        <w:t xml:space="preserve">Explicit non-goals</w:t>
+      </w:r>
+    </w:p>
+    <w:p>
+      <w:pPr>
+        <w:numPr>
+          <w:ilvl w:val="0"/>
+          <w:numId w:val="18"/>
+        </w:numPr>
+      </w:pPr>
+      <w:r>
+        <w:t xml:space="preserve">Not a sales forecasting tool — the same non-goal as the rest of this project (section 2).</w:t>
+      </w:r>
+    </w:p>
+    <w:p>
+      <w:pPr>
+        <w:numPr>
+          <w:ilvl w:val="0"/>
+          <w:numId w:val="18"/>
+        </w:numPr>
+      </w:pPr>
+      <w:r>
+        <w:t xml:space="preserve">Not built, branded, or used for any employer (R8) — a personal capability demo only.</w:t>
+      </w:r>
+    </w:p>
+    <w:p>
+      <w:pPr>
+        <w:numPr>
+          <w:ilvl w:val="0"/>
+          <w:numId w:val="18"/>
+        </w:numPr>
+      </w:pPr>
+      <w:r>
+        <w:t xml:space="preserve">Never calibrated against private or employer sales data — public sources only, extending the same rule already written into the “Open questions” section (13).</w:t>
+      </w:r>
+    </w:p>
+    <w:p>
+      <w:pPr>
+        <w:numPr>
+          <w:ilvl w:val="0"/>
+          <w:numId w:val="18"/>
+        </w:numPr>
+      </w:pPr>
+      <w:r>
+        <w:t xml:space="preserve">Every assumption is shown in the product itself, not hidden — the same open-methodology posture as the Melt Score.</w:t>
+      </w:r>
+    </w:p>
+    <w:p>
+      <w:pPr>
+        <w:rPr>
+          <w:b/>
+          <w:bCs/>
+        </w:rPr>
+      </w:pPr>
+      <w:r>
+        <w:rPr>
+          <w:b/>
+          <w:bCs/>
+        </w:rPr>
+        <w:t xml:space="preserve">Roadmap: replacing assumptions with public data</w:t>
+      </w:r>
+    </w:p>
+    <w:p>
+      <w:pPr>
+        <w:numPr>
+          <w:ilvl w:val="0"/>
+          <w:numId w:val="18"/>
+        </w:numPr>
+      </w:pPr>
+      <w:r>
+        <w:t xml:space="preserve">Done — population: real, from GeoNames, not assumed.</w:t>
+      </w:r>
+    </w:p>
+    <w:p>
+      <w:pPr>
+        <w:numPr>
+          <w:ilvl w:val="0"/>
+          <w:numId w:val="18"/>
+        </w:numPr>
+      </w:pPr>
+      <w:r>
+        <w:t xml:space="preserve">Done — day type: real via date.nager.at where covered; explicitly unknown elsewhere, never guessed.</w:t>
+      </w:r>
+    </w:p>
+    <w:p>
+      <w:pPr>
+        <w:numPr>
+          <w:ilvl w:val="0"/>
+          <w:numId w:val="18"/>
+        </w:numPr>
+      </w:pPr>
+      <w:r>
+        <w:t xml:space="preserve">Next — per-country age structure: replace the flat 65% assumption with a real, sourced, per-country figure. Candidate source: the World Bank's free “population ages 15–64” indicator.</w:t>
+      </w:r>
+    </w:p>
+    <w:p>
+      <w:pPr>
+        <w:numPr>
+          <w:ilvl w:val="0"/>
+          <w:numId w:val="18"/>
+        </w:numPr>
+      </w:pPr>
+      <w:r>
+        <w:t xml:space="preserve">Possible — Google Trends: compare search interest for “ice cream” against temperature (the same idea already proposed in section 13 for the Melt Score's own temperature plateau) to inform the shape of the propensity curve. A one-time calibration exercise, not a live pipeline stage — Trends has no clean public API.</w:t>
+      </w:r>
+    </w:p>
+    <w:p>
+      <w:pPr>
+        <w:numPr>
+          <w:ilvl w:val="0"/>
+          <w:numId w:val="18"/>
+        </w:numPr>
+      </w:pPr>
+      <w:r>
+        <w:t xml:space="preserve">Will always remain an assumption: the actual peak-day buy-rate percentage. No public dataset records real ice-cream purchase propensity by weather condition — the only way to know that for certain is real sales data, which this project will never use.</w:t>
       </w:r>
     </w:p>
     <w:p>

--- a/PRD.docx
+++ b/PRD.docx
@@ -5430,18 +5430,18 @@
           </w:tcPr>
           <w:p>
             <w:r>
-              <w:t xml:space="preserve">—</w:t>
-            </w:r>
-          </w:p>
-        </w:tc>
-        <w:tc>
-          <w:tcPr>
-            <w:tcW w:w="0" w:type="auto"/>
-            <w:vAlign w:val="center"/>
-          </w:tcPr>
-          <w:p>
-            <w:r>
-              <w:t xml:space="preserve">Assumption: a flat 65% for every city, not sourced demographic data</w:t>
+              <w:t xml:space="preserve">World Bank, indicator SP.POP.1564.TO.ZS</w:t>
+            </w:r>
+          </w:p>
+        </w:tc>
+        <w:tc>
+          <w:tcPr>
+            <w:tcW w:w="0" w:type="auto"/>
+            <w:vAlign w:val="center"/>
+          </w:tcPr>
+          <w:p>
+            <w:r>
+              <w:t xml:space="preserve">Real, per-country — World Bank, population ages 15–64, for 119 of 121 tracked countries; Svalbard and Taiwan fall back to a flat 65% assumption</w:t>
             </w:r>
           </w:p>
         </w:tc>
@@ -5627,7 +5627,7 @@
         </w:numPr>
       </w:pPr>
       <w:r>
-        <w:t xml:space="preserve">Next — per-country age structure: replace the flat 65% assumption with a real, sourced, per-country figure. Candidate source: the World Bank's free “population ages 15–64” indicator.</w:t>
+        <w:t xml:space="preserve">Done — per-country age structure: real, from the World Bank's “population ages 15–64” free indicator, for 119 of 121 tracked countries; Svalbard and Taiwan fall back to the flat 65% assumption.</w:t>
       </w:r>
     </w:p>
     <w:p>

--- a/PRD.docx
+++ b/PRD.docx
@@ -5652,6 +5652,1251 @@
         <w:t xml:space="preserve">Will always remain an assumption: the actual peak-day buy-rate percentage. No public dataset records real ice-cream purchase propensity by weather condition — the only way to know that for certain is real sales data, which this project will never use.</w:t>
       </w:r>
     </w:p>
+    <w:p>
+      <w:r>
+        <w:pict w14:anchorId="5B000001">
+          <v:rect id="_x0000_i0001" style="width:0;height:1.5pt" o:hralign="center" o:hrstd="t" o:hr="t" fillcolor="#a0a0a0" stroked="f"/>
+        </w:pict>
+      </w:r>
+    </w:p>
+    <w:p>
+      <w:pPr>
+        <w:rPr>
+          <w:b/>
+          <w:bCs/>
+        </w:rPr>
+      </w:pPr>
+      <w:r>
+        <w:rPr>
+          <w:b/>
+          <w:bCs/>
+        </w:rPr>
+        <w:t xml:space="preserve">16. Roadmap v2: from live index to shareable, credible, historical product</w:t>
+      </w:r>
+    </w:p>
+    <w:p>
+      <w:r>
+        <w:t xml:space="preserve">Everything below is grouped into five phases, in the order proposed: make a single visit shareable, build the credibility layer that earns links back, add the historical depth that gives press an actual reason to write about it, layer in return-visit engagement, and shore up the operational reliability the earlier phases put more load on. The order matters more than any individual feature in it — a product nobody shares never earns the credibility or history to matter, and several of the earlier phases (permalinks, 1000+ cities, archive and replay) place real load on a pipeline that was only ever hardened for v1's scope, which is why phase E is written to run alongside the rest, not only at the end.</w:t>
+      </w:r>
+    </w:p>
+    <w:p>
+      <w:pPr>
+        <w:rPr>
+          <w:b/>
+          <w:bCs/>
+        </w:rPr>
+      </w:pPr>
+      <w:r>
+        <w:rPr>
+          <w:b/>
+          <w:bCs/>
+        </w:rPr>
+        <w:t xml:space="preserve">Phase A: Make one visit shareable</w:t>
+      </w:r>
+    </w:p>
+    <w:tbl>
+      <w:tblPr>
+        <w:tblW w:w="0" w:type="auto"/>
+        <w:tblCellSpacing w:w="15" w:type="dxa"/>
+        <w:tblCellMar>
+          <w:top w:w="15" w:type="dxa"/>
+          <w:left w:w="15" w:type="dxa"/>
+          <w:bottom w:w="15" w:type="dxa"/>
+          <w:right w:w="15" w:type="dxa"/>
+        </w:tblCellMar>
+        <w:tblLook w:val="04A0" w:firstRow="1" w:lastRow="0" w:firstColumn="1" w:lastColumn="0" w:noHBand="0" w:noVBand="1"/>
+      </w:tblPr>
+      <w:tblGrid>
+        <w:gridCol w:w="2126"/>
+        <w:gridCol w:w="3515"/>
+        <w:gridCol w:w="3385"/>
+      </w:tblGrid>
+      <w:tr>
+        <w:trPr>
+          <w:tblHeader/>
+          <w:tblCellSpacing w:w="15" w:type="dxa"/>
+        </w:trPr>
+        <w:tc>
+          <w:tcPr>
+            <w:tcW w:w="0" w:type="auto"/>
+            <w:vAlign w:val="center"/>
+          </w:tcPr>
+          <w:p>
+            <w:r>
+              <w:rPr>
+                <w:b/>
+                <w:bCs/>
+              </w:rPr>
+              <w:t xml:space="preserve">Feature</w:t>
+            </w:r>
+          </w:p>
+        </w:tc>
+        <w:tc>
+          <w:tcPr>
+            <w:tcW w:w="0" w:type="auto"/>
+            <w:vAlign w:val="center"/>
+          </w:tcPr>
+          <w:p>
+            <w:r>
+              <w:rPr>
+                <w:b/>
+                <w:bCs/>
+              </w:rPr>
+              <w:t xml:space="preserve">What it does</w:t>
+            </w:r>
+          </w:p>
+        </w:tc>
+        <w:tc>
+          <w:tcPr>
+            <w:tcW w:w="0" w:type="auto"/>
+            <w:vAlign w:val="center"/>
+          </w:tcPr>
+          <w:p>
+            <w:r>
+              <w:rPr>
+                <w:b/>
+                <w:bCs/>
+              </w:rPr>
+              <w:t xml:space="preserve">Key requirement</w:t>
+            </w:r>
+          </w:p>
+        </w:tc>
+      </w:tr>
+      <w:tr>
+        <w:trPr>
+          <w:tblCellSpacing w:w="15" w:type="dxa"/>
+        </w:trPr>
+        <w:tc>
+          <w:tcPr>
+            <w:tcW w:w="0" w:type="auto"/>
+            <w:vAlign w:val="center"/>
+          </w:tcPr>
+          <w:p>
+            <w:r>
+              <w:t xml:space="preserve">Location-led melt score</w:t>
+            </w:r>
+          </w:p>
+        </w:tc>
+        <w:tc>
+          <w:tcPr>
+            <w:tcW w:w="0" w:type="auto"/>
+            <w:vAlign w:val="center"/>
+          </w:tcPr>
+          <w:p>
+            <w:r>
+              <w:t xml:space="preserve">Auto-detects the visitor’s approximate location and leads with one line: their current Melt Score and the next hour their city crosses into "Peak melt."</w:t>
+            </w:r>
+          </w:p>
+        </w:tc>
+        <w:tc>
+          <w:tcPr>
+            <w:tcW w:w="0" w:type="auto"/>
+            <w:vAlign w:val="center"/>
+          </w:tcPr>
+          <w:p>
+            <w:r>
+              <w:t xml:space="preserve">Needs a graceful fallback when location access is denied or unavailable — never blocks the page, just falls back to the existing global view. If IP-based geolocation is used as a fallback, it must not be logged or stored server-side, consistent with no user accounts.</w:t>
+            </w:r>
+          </w:p>
+        </w:tc>
+      </w:tr>
+      <w:tr>
+        <w:trPr>
+          <w:tblCellSpacing w:w="15" w:type="dxa"/>
+        </w:trPr>
+        <w:tc>
+          <w:tcPr>
+            <w:tcW w:w="0" w:type="auto"/>
+            <w:vAlign w:val="center"/>
+          </w:tcPr>
+          <w:p>
+            <w:r>
+              <w:t xml:space="preserve">Auto-generated share cards (F7)</w:t>
+            </w:r>
+          </w:p>
+        </w:tc>
+        <w:tc>
+          <w:tcPr>
+            <w:tcW w:w="0" w:type="auto"/>
+            <w:vAlign w:val="center"/>
+          </w:tcPr>
+          <w:p>
+            <w:r>
+              <w:t xml:space="preserve">A rendered image per city — name, score, band, global rank, a snapshot of the belt — with proper Open Graph and Twitter Card tags so links unfurl correctly.</w:t>
+            </w:r>
+          </w:p>
+        </w:tc>
+        <w:tc>
+          <w:tcPr>
+            <w:tcW w:w="0" w:type="auto"/>
+            <w:vAlign w:val="center"/>
+          </w:tcPr>
+          <w:p>
+            <w:r>
+              <w:t xml:space="preserve">There is no server at request time on a static-export GitHub Pages site, so share images need to be pre-rendered for every tracked city during the hourly job and served as static assets, not generated on demand.</w:t>
+            </w:r>
+          </w:p>
+        </w:tc>
+      </w:tr>
+      <w:tr>
+        <w:trPr>
+          <w:tblCellSpacing w:w="15" w:type="dxa"/>
+        </w:trPr>
+        <w:tc>
+          <w:tcPr>
+            <w:tcW w:w="0" w:type="auto"/>
+            <w:vAlign w:val="center"/>
+          </w:tcPr>
+          <w:p>
+            <w:r>
+              <w:t xml:space="preserve">City permalinks</w:t>
+            </w:r>
+          </w:p>
+        </w:tc>
+        <w:tc>
+          <w:tcPr>
+            <w:tcW w:w="0" w:type="auto"/>
+            <w:vAlign w:val="center"/>
+          </w:tcPr>
+          <w:p>
+            <w:r>
+              <w:t xml:space="preserve">/city/pune (etc.) as a real, indexable, linkable page per city, not just client-side selection state.</w:t>
+            </w:r>
+          </w:p>
+        </w:tc>
+        <w:tc>
+          <w:tcPr>
+            <w:tcW w:w="0" w:type="auto"/>
+            <w:vAlign w:val="center"/>
+          </w:tcPr>
+          <w:p>
+            <w:r>
+              <w:t xml:space="preserve">Needs true static generation per city (one HTML file per city at build time) so the correct Open Graph tags are present in the initial HTML for link-unfurlers and search crawlers, not injected client-side after the fact.</w:t>
+            </w:r>
+          </w:p>
+        </w:tc>
+      </w:tr>
+      <w:tr>
+        <w:trPr>
+          <w:tblCellSpacing w:w="15" w:type="dxa"/>
+        </w:trPr>
+        <w:tc>
+          <w:tcPr>
+            <w:tcW w:w="0" w:type="auto"/>
+            <w:vAlign w:val="center"/>
+          </w:tcPr>
+          <w:p>
+            <w:r>
+              <w:t xml:space="preserve">7-day melt forecast per city</w:t>
+            </w:r>
+          </w:p>
+        </w:tc>
+        <w:tc>
+          <w:tcPr>
+            <w:tcW w:w="0" w:type="auto"/>
+            <w:vAlign w:val="center"/>
+          </w:tcPr>
+          <w:p>
+            <w:r>
+              <w:t xml:space="preserve">Reframes the daily outlook already shipped around the Melt Score specifically — "your next melt window is Thursday, 4pm."</w:t>
+            </w:r>
+          </w:p>
+        </w:tc>
+        <w:tc>
+          <w:tcPr>
+            <w:tcW w:w="0" w:type="auto"/>
+            <w:vAlign w:val="center"/>
+          </w:tcPr>
+          <w:p>
+            <w:r>
+              <w:t xml:space="preserve">Today's forward series only carries 48 hours of real hourly precision; naming an exact hour five days out needs either extending hourly precision out to a full week, or being explicit that beyond 48 hours the estimate is daily-resolution, not hourly.</w:t>
+            </w:r>
+          </w:p>
+        </w:tc>
+      </w:tr>
+    </w:tbl>
+    <w:p>
+      <w:pPr>
+        <w:rPr>
+          <w:b/>
+          <w:bCs/>
+        </w:rPr>
+      </w:pPr>
+      <w:r>
+        <w:rPr>
+          <w:b/>
+          <w:bCs/>
+        </w:rPr>
+        <w:t xml:space="preserve">Phase B: The credibility layer</w:t>
+      </w:r>
+    </w:p>
+    <w:tbl>
+      <w:tblPr>
+        <w:tblW w:w="0" w:type="auto"/>
+        <w:tblCellSpacing w:w="15" w:type="dxa"/>
+        <w:tblCellMar>
+          <w:top w:w="15" w:type="dxa"/>
+          <w:left w:w="15" w:type="dxa"/>
+          <w:bottom w:w="15" w:type="dxa"/>
+          <w:right w:w="15" w:type="dxa"/>
+        </w:tblCellMar>
+        <w:tblLook w:val="04A0" w:firstRow="1" w:lastRow="0" w:firstColumn="1" w:lastColumn="0" w:noHBand="0" w:noVBand="1"/>
+      </w:tblPr>
+      <w:tblGrid>
+        <w:gridCol w:w="2126"/>
+        <w:gridCol w:w="3515"/>
+        <w:gridCol w:w="3385"/>
+      </w:tblGrid>
+      <w:tr>
+        <w:trPr>
+          <w:tblHeader/>
+          <w:tblCellSpacing w:w="15" w:type="dxa"/>
+        </w:trPr>
+        <w:tc>
+          <w:tcPr>
+            <w:tcW w:w="0" w:type="auto"/>
+            <w:vAlign w:val="center"/>
+          </w:tcPr>
+          <w:p>
+            <w:r>
+              <w:rPr>
+                <w:b/>
+                <w:bCs/>
+              </w:rPr>
+              <w:t xml:space="preserve">Feature</w:t>
+            </w:r>
+          </w:p>
+        </w:tc>
+        <w:tc>
+          <w:tcPr>
+            <w:tcW w:w="0" w:type="auto"/>
+            <w:vAlign w:val="center"/>
+          </w:tcPr>
+          <w:p>
+            <w:r>
+              <w:rPr>
+                <w:b/>
+                <w:bCs/>
+              </w:rPr>
+              <w:t xml:space="preserve">What it does</w:t>
+            </w:r>
+          </w:p>
+        </w:tc>
+        <w:tc>
+          <w:tcPr>
+            <w:tcW w:w="0" w:type="auto"/>
+            <w:vAlign w:val="center"/>
+          </w:tcPr>
+          <w:p>
+            <w:r>
+              <w:rPr>
+                <w:b/>
+                <w:bCs/>
+              </w:rPr>
+              <w:t xml:space="preserve">Key requirement</w:t>
+            </w:r>
+          </w:p>
+        </w:tc>
+      </w:tr>
+      <w:tr>
+        <w:trPr>
+          <w:tblCellSpacing w:w="15" w:type="dxa"/>
+        </w:trPr>
+        <w:tc>
+          <w:tcPr>
+            <w:tcW w:w="0" w:type="auto"/>
+            <w:vAlign w:val="center"/>
+          </w:tcPr>
+          <w:p>
+            <w:r>
+              <w:t xml:space="preserve">Peak Cone Hour (F8)</w:t>
+            </w:r>
+          </w:p>
+        </w:tc>
+        <w:tc>
+          <w:tcPr>
+            <w:tcW w:w="0" w:type="auto"/>
+            <w:vAlign w:val="center"/>
+          </w:tcPr>
+          <w:p>
+            <w:r>
+              <w:t xml:space="preserve">A time scrubber for the next 24 hours: dragging it animates the apparent-temperature wave, and the belt, rolling west across the globe in real time.</w:t>
+            </w:r>
+          </w:p>
+        </w:tc>
+        <w:tc>
+          <w:tcPr>
+            <w:tcW w:w="0" w:type="auto"/>
+            <w:vAlign w:val="center"/>
+          </w:tcPr>
+          <w:p>
+            <w:r>
+              <w:t xml:space="preserve">Already scoped as P1 in the v1 PRD, never built — the PRD’s own words: "the single most compelling interaction."</w:t>
+            </w:r>
+          </w:p>
+        </w:tc>
+      </w:tr>
+      <w:tr>
+        <w:trPr>
+          <w:tblCellSpacing w:w="15" w:type="dxa"/>
+        </w:trPr>
+        <w:tc>
+          <w:tcPr>
+            <w:tcW w:w="0" w:type="auto"/>
+            <w:vAlign w:val="center"/>
+          </w:tcPr>
+          <w:p>
+            <w:r>
+              <w:t xml:space="preserve">Hemisphere handoff (F9)</w:t>
+            </w:r>
+          </w:p>
+        </w:tc>
+        <w:tc>
+          <w:tcPr>
+            <w:tcW w:w="0" w:type="auto"/>
+            <w:vAlign w:val="center"/>
+          </w:tcPr>
+          <w:p>
+            <w:r>
+              <w:t xml:space="preserve">A chart showing the global Melt Score total holding roughly flat over 12 months while its north/south composition swings — the actual thesis of the whole project, visualised.</w:t>
+            </w:r>
+          </w:p>
+        </w:tc>
+        <w:tc>
+          <w:tcPr>
+            <w:tcW w:w="0" w:type="auto"/>
+            <w:vAlign w:val="center"/>
+          </w:tcPr>
+          <w:p>
+            <w:r>
+              <w:t xml:space="preserve">Already scoped as P1 in the v1 PRD, never built. Needs ERA5 historical data (Open-Meteo's archive API, already in the v1 data sources) computed once and cached, not fetched live per visit.</w:t>
+            </w:r>
+          </w:p>
+        </w:tc>
+      </w:tr>
+      <w:tr>
+        <w:trPr>
+          <w:tblCellSpacing w:w="15" w:type="dxa"/>
+        </w:trPr>
+        <w:tc>
+          <w:tcPr>
+            <w:tcW w:w="0" w:type="auto"/>
+            <w:vAlign w:val="center"/>
+          </w:tcPr>
+          <w:p>
+            <w:r>
+              <w:t xml:space="preserve">Google Trends validation</w:t>
+            </w:r>
+          </w:p>
+        </w:tc>
+        <w:tc>
+          <w:tcPr>
+            <w:tcW w:w="0" w:type="auto"/>
+            <w:vAlign w:val="center"/>
+          </w:tcPr>
+          <w:p>
+            <w:r>
+              <w:t xml:space="preserve">Compares search interest for "ice cream" against temperature, published as evidence for the Melt Score’s shape, not just an internal calibration note.</w:t>
+            </w:r>
+          </w:p>
+        </w:tc>
+        <w:tc>
+          <w:tcPr>
+            <w:tcW w:w="0" w:type="auto"/>
+            <w:vAlign w:val="center"/>
+          </w:tcPr>
+          <w:p>
+            <w:r>
+              <w:t xml:space="preserve">Already on the roadmap as a “possible” calibration exercise (see the Demand Index section above); this promotes it to a citable, published part of the methodology page itself.</w:t>
+            </w:r>
+          </w:p>
+        </w:tc>
+      </w:tr>
+      <w:tr>
+        <w:trPr>
+          <w:tblCellSpacing w:w="15" w:type="dxa"/>
+        </w:trPr>
+        <w:tc>
+          <w:tcPr>
+            <w:tcW w:w="0" w:type="auto"/>
+            <w:vAlign w:val="center"/>
+          </w:tcPr>
+          <w:p>
+            <w:r>
+              <w:t xml:space="preserve">Open dataset (CC BY)</w:t>
+            </w:r>
+          </w:p>
+        </w:tc>
+        <w:tc>
+          <w:tcPr>
+            <w:tcW w:w="0" w:type="auto"/>
+            <w:vAlign w:val="center"/>
+          </w:tcPr>
+          <w:p>
+            <w:r>
+              <w:t xml:space="preserve">Publish the hourly Melt Score JSON payload as a downloadable, CC BY 4.0 licensed open dataset, matching the existing Open-Meteo and GeoNames attribution posture.</w:t>
+            </w:r>
+          </w:p>
+        </w:tc>
+        <w:tc>
+          <w:tcPr>
+            <w:tcW w:w="0" w:type="auto"/>
+            <w:vAlign w:val="center"/>
+          </w:tcPr>
+          <w:p>
+            <w:r>
+              <w:t xml:space="preserve">The payload already exists; this needs an index/listing page and a decision on whether only the latest snapshot is published or a running historical archive (see Phase C, archive and replay).</w:t>
+            </w:r>
+          </w:p>
+        </w:tc>
+      </w:tr>
+    </w:tbl>
+    <w:p>
+      <w:pPr>
+        <w:rPr>
+          <w:b/>
+          <w:bCs/>
+        </w:rPr>
+      </w:pPr>
+      <w:r>
+        <w:rPr>
+          <w:b/>
+          <w:bCs/>
+        </w:rPr>
+        <w:t xml:space="preserve">Phase C: The historical layer</w:t>
+      </w:r>
+    </w:p>
+    <w:tbl>
+      <w:tblPr>
+        <w:tblW w:w="0" w:type="auto"/>
+        <w:tblCellSpacing w:w="15" w:type="dxa"/>
+        <w:tblCellMar>
+          <w:top w:w="15" w:type="dxa"/>
+          <w:left w:w="15" w:type="dxa"/>
+          <w:bottom w:w="15" w:type="dxa"/>
+          <w:right w:w="15" w:type="dxa"/>
+        </w:tblCellMar>
+        <w:tblLook w:val="04A0" w:firstRow="1" w:lastRow="0" w:firstColumn="1" w:lastColumn="0" w:noHBand="0" w:noVBand="1"/>
+      </w:tblPr>
+      <w:tblGrid>
+        <w:gridCol w:w="2126"/>
+        <w:gridCol w:w="3515"/>
+        <w:gridCol w:w="3385"/>
+      </w:tblGrid>
+      <w:tr>
+        <w:trPr>
+          <w:tblHeader/>
+          <w:tblCellSpacing w:w="15" w:type="dxa"/>
+        </w:trPr>
+        <w:tc>
+          <w:tcPr>
+            <w:tcW w:w="0" w:type="auto"/>
+            <w:vAlign w:val="center"/>
+          </w:tcPr>
+          <w:p>
+            <w:r>
+              <w:rPr>
+                <w:b/>
+                <w:bCs/>
+              </w:rPr>
+              <w:t xml:space="preserve">Feature</w:t>
+            </w:r>
+          </w:p>
+        </w:tc>
+        <w:tc>
+          <w:tcPr>
+            <w:tcW w:w="0" w:type="auto"/>
+            <w:vAlign w:val="center"/>
+          </w:tcPr>
+          <w:p>
+            <w:r>
+              <w:rPr>
+                <w:b/>
+                <w:bCs/>
+              </w:rPr>
+              <w:t xml:space="preserve">What it does</w:t>
+            </w:r>
+          </w:p>
+        </w:tc>
+        <w:tc>
+          <w:tcPr>
+            <w:tcW w:w="0" w:type="auto"/>
+            <w:vAlign w:val="center"/>
+          </w:tcPr>
+          <w:p>
+            <w:r>
+              <w:rPr>
+                <w:b/>
+                <w:bCs/>
+              </w:rPr>
+              <w:t xml:space="preserve">Key requirement</w:t>
+            </w:r>
+          </w:p>
+        </w:tc>
+      </w:tr>
+      <w:tr>
+        <w:trPr>
+          <w:tblCellSpacing w:w="15" w:type="dxa"/>
+        </w:trPr>
+        <w:tc>
+          <w:tcPr>
+            <w:tcW w:w="0" w:type="auto"/>
+            <w:vAlign w:val="center"/>
+          </w:tcPr>
+          <w:p>
+            <w:r>
+              <w:t xml:space="preserve">Melt days per year, 1970 vs now (F10)</w:t>
+            </w:r>
+          </w:p>
+        </w:tc>
+        <w:tc>
+          <w:tcPr>
+            <w:tcW w:w="0" w:type="auto"/>
+            <w:vAlign w:val="center"/>
+          </w:tcPr>
+          <w:p>
+            <w:r>
+              <w:t xml:space="preserve">Per city, the number of days per year scoring above 65, computed from ERA5 back to 1940.</w:t>
+            </w:r>
+          </w:p>
+        </w:tc>
+        <w:tc>
+          <w:tcPr>
+            <w:tcW w:w="0" w:type="auto"/>
+            <w:vAlign w:val="center"/>
+          </w:tcPr>
+          <w:p>
+            <w:r>
+              <w:t xml:space="preserve">Already scoped as P1 in the v1 PRD, which called it "the most press-worthy thing in the product." Framing must stay neutral and factual, not celebratory — same discipline as risk R3 in the v1 PRD ("frame as observation with a clear source, not a punchline").</w:t>
+            </w:r>
+          </w:p>
+        </w:tc>
+      </w:tr>
+      <w:tr>
+        <w:trPr>
+          <w:tblCellSpacing w:w="15" w:type="dxa"/>
+        </w:trPr>
+        <w:tc>
+          <w:tcPr>
+            <w:tcW w:w="0" w:type="auto"/>
+            <w:vAlign w:val="center"/>
+          </w:tcPr>
+          <w:p>
+            <w:r>
+              <w:t xml:space="preserve">Archive and replay</w:t>
+            </w:r>
+          </w:p>
+        </w:tc>
+        <w:tc>
+          <w:tcPr>
+            <w:tcW w:w="0" w:type="auto"/>
+            <w:vAlign w:val="center"/>
+          </w:tcPr>
+          <w:p>
+            <w:r>
+              <w:t xml:space="preserve">Scrub through a past year and watch the belt drift; "on this day, five years ago."</w:t>
+            </w:r>
+          </w:p>
+        </w:tc>
+        <w:tc>
+          <w:tcPr>
+            <w:tcW w:w="0" w:type="auto"/>
+            <w:vAlign w:val="center"/>
+          </w:tcPr>
+          <w:p>
+            <w:r>
+              <w:t xml:space="preserve">The first feature in this roadmap that needs a real historical time-series store, not just the latest snapshot — a genuine departure from the v1 PRD’s "no database needed for v1" architecture.</w:t>
+            </w:r>
+          </w:p>
+        </w:tc>
+      </w:tr>
+      <w:tr>
+        <w:trPr>
+          <w:tblCellSpacing w:w="15" w:type="dxa"/>
+        </w:trPr>
+        <w:tc>
+          <w:tcPr>
+            <w:tcW w:w="0" w:type="auto"/>
+            <w:vAlign w:val="center"/>
+          </w:tcPr>
+          <w:p>
+            <w:r>
+              <w:t xml:space="preserve">Expand to 1000+ cities</w:t>
+            </w:r>
+          </w:p>
+        </w:tc>
+        <w:tc>
+          <w:tcPr>
+            <w:tcW w:w="0" w:type="auto"/>
+            <w:vAlign w:val="center"/>
+          </w:tcPr>
+          <w:p>
+            <w:r>
+              <w:t xml:space="preserve">From GeoNames cities15000, same selection methodology as today, less aggressively filtered.</w:t>
+            </w:r>
+          </w:p>
+        </w:tc>
+        <w:tc>
+          <w:tcPr>
+            <w:tcW w:w="0" w:type="auto"/>
+            <w:vAlign w:val="center"/>
+          </w:tcPr>
+          <w:p>
+            <w:r>
+              <w:t xml:space="preserve">Needs a fresh check against the Open-Meteo free-tier call budget (~10,000/day) and the 500KB gzipped payload budget from the v1 PRD — likely requires the light-payload-plus-lazy-loaded-detail split the v1 PRD already named as its fallback plan.</w:t>
+            </w:r>
+          </w:p>
+        </w:tc>
+      </w:tr>
+    </w:tbl>
+    <w:p>
+      <w:pPr>
+        <w:rPr>
+          <w:b/>
+          <w:bCs/>
+        </w:rPr>
+      </w:pPr>
+      <w:r>
+        <w:rPr>
+          <w:b/>
+          <w:bCs/>
+        </w:rPr>
+        <w:t xml:space="preserve">Phase D: Engagement (opt-in)</w:t>
+      </w:r>
+    </w:p>
+    <w:tbl>
+      <w:tblPr>
+        <w:tblW w:w="0" w:type="auto"/>
+        <w:tblCellSpacing w:w="15" w:type="dxa"/>
+        <w:tblCellMar>
+          <w:top w:w="15" w:type="dxa"/>
+          <w:left w:w="15" w:type="dxa"/>
+          <w:bottom w:w="15" w:type="dxa"/>
+          <w:right w:w="15" w:type="dxa"/>
+        </w:tblCellMar>
+        <w:tblLook w:val="04A0" w:firstRow="1" w:lastRow="0" w:firstColumn="1" w:lastColumn="0" w:noHBand="0" w:noVBand="1"/>
+      </w:tblPr>
+      <w:tblGrid>
+        <w:gridCol w:w="2126"/>
+        <w:gridCol w:w="3515"/>
+        <w:gridCol w:w="3385"/>
+      </w:tblGrid>
+      <w:tr>
+        <w:trPr>
+          <w:tblHeader/>
+          <w:tblCellSpacing w:w="15" w:type="dxa"/>
+        </w:trPr>
+        <w:tc>
+          <w:tcPr>
+            <w:tcW w:w="0" w:type="auto"/>
+            <w:vAlign w:val="center"/>
+          </w:tcPr>
+          <w:p>
+            <w:r>
+              <w:rPr>
+                <w:b/>
+                <w:bCs/>
+              </w:rPr>
+              <w:t xml:space="preserve">Feature</w:t>
+            </w:r>
+          </w:p>
+        </w:tc>
+        <w:tc>
+          <w:tcPr>
+            <w:tcW w:w="0" w:type="auto"/>
+            <w:vAlign w:val="center"/>
+          </w:tcPr>
+          <w:p>
+            <w:r>
+              <w:rPr>
+                <w:b/>
+                <w:bCs/>
+              </w:rPr>
+              <w:t xml:space="preserve">What it does</w:t>
+            </w:r>
+          </w:p>
+        </w:tc>
+        <w:tc>
+          <w:tcPr>
+            <w:tcW w:w="0" w:type="auto"/>
+            <w:vAlign w:val="center"/>
+          </w:tcPr>
+          <w:p>
+            <w:r>
+              <w:rPr>
+                <w:b/>
+                <w:bCs/>
+              </w:rPr>
+              <w:t xml:space="preserve">Key requirement</w:t>
+            </w:r>
+          </w:p>
+        </w:tc>
+      </w:tr>
+      <w:tr>
+        <w:trPr>
+          <w:tblCellSpacing w:w="15" w:type="dxa"/>
+        </w:trPr>
+        <w:tc>
+          <w:tcPr>
+            <w:tcW w:w="0" w:type="auto"/>
+            <w:vAlign w:val="center"/>
+          </w:tcPr>
+          <w:p>
+            <w:r>
+              <w:t xml:space="preserve">Anonymous push notifications</w:t>
+            </w:r>
+          </w:p>
+        </w:tc>
+        <w:tc>
+          <w:tcPr>
+            <w:tcW w:w="0" w:type="auto"/>
+            <w:vAlign w:val="center"/>
+          </w:tcPr>
+          <w:p>
+            <w:r>
+              <w:t xml:space="preserve">"Your perfect melt hour starts in your city in 2 hours."</w:t>
+            </w:r>
+          </w:p>
+        </w:tc>
+        <w:tc>
+          <w:tcPr>
+            <w:tcW w:w="0" w:type="auto"/>
+            <w:vAlign w:val="center"/>
+          </w:tcPr>
+          <w:p>
+            <w:r>
+              <w:t xml:space="preserve">Decision: anonymous browser push subscriptions only — no email collection, no account, no login. Keeps the spirit of the v1 non-goal ("no user accounts, no login") intact rather than quietly abandoning it.</w:t>
+            </w:r>
+          </w:p>
+        </w:tc>
+      </w:tr>
+      <w:tr>
+        <w:trPr>
+          <w:tblCellSpacing w:w="15" w:type="dxa"/>
+        </w:trPr>
+        <w:tc>
+          <w:tcPr>
+            <w:tcW w:w="0" w:type="auto"/>
+            <w:vAlign w:val="center"/>
+          </w:tcPr>
+          <w:p>
+            <w:r>
+              <w:t xml:space="preserve">Embeddable widget (F11)</w:t>
+            </w:r>
+          </w:p>
+        </w:tc>
+        <w:tc>
+          <w:tcPr>
+            <w:tcW w:w="0" w:type="auto"/>
+            <w:vAlign w:val="center"/>
+          </w:tcPr>
+          <w:p>
+            <w:r>
+              <w:t xml:space="preserve">A single-city score iframe embed for press and partner use.</w:t>
+            </w:r>
+          </w:p>
+        </w:tc>
+        <w:tc>
+          <w:tcPr>
+            <w:tcW w:w="0" w:type="auto"/>
+            <w:vAlign w:val="center"/>
+          </w:tcPr>
+          <w:p>
+            <w:r>
+              <w:t xml:space="preserve">Already scoped as P1 in the v1 PRD, never built.</w:t>
+            </w:r>
+          </w:p>
+        </w:tc>
+      </w:tr>
+      <w:tr>
+        <w:trPr>
+          <w:tblCellSpacing w:w="15" w:type="dxa"/>
+        </w:trPr>
+        <w:tc>
+          <w:tcPr>
+            <w:tcW w:w="0" w:type="auto"/>
+            <w:vAlign w:val="center"/>
+          </w:tcPr>
+          <w:p>
+            <w:r>
+              <w:t xml:space="preserve">Flavour suggestion per band</w:t>
+            </w:r>
+          </w:p>
+        </w:tc>
+        <w:tc>
+          <w:tcPr>
+            <w:tcW w:w="0" w:type="auto"/>
+            <w:vAlign w:val="center"/>
+          </w:tcPr>
+          <w:p>
+            <w:r>
+              <w:t xml:space="preserve">A playful, cheap-to-build personality touch: a suggested flavour shown alongside each city's score band.</w:t>
+            </w:r>
+          </w:p>
+        </w:tc>
+        <w:tc>
+          <w:tcPr>
+            <w:tcW w:w="0" w:type="auto"/>
+            <w:vAlign w:val="center"/>
+          </w:tcPr>
+          <w:p>
+            <w:r>
+              <w:t xml:space="preserve">Presentation-only — no new data source.</w:t>
+            </w:r>
+          </w:p>
+        </w:tc>
+      </w:tr>
+      <w:tr>
+        <w:trPr>
+          <w:tblCellSpacing w:w="15" w:type="dxa"/>
+        </w:trPr>
+        <w:tc>
+          <w:tcPr>
+            <w:tcW w:w="0" w:type="auto"/>
+            <w:vAlign w:val="center"/>
+          </w:tcPr>
+          <w:p>
+            <w:r>
+              <w:t xml:space="preserve">Freeze Belt (inverse product)</w:t>
+            </w:r>
+          </w:p>
+        </w:tc>
+        <w:tc>
+          <w:tcPr>
+            <w:tcW w:w="0" w:type="auto"/>
+            <w:vAlign w:val="center"/>
+          </w:tcPr>
+          <w:p>
+            <w:r>
+              <w:t xml:space="preserve">Same engine, opposite framing: where it is currently cold-chocolate weather, not ice cream weather.</w:t>
+            </w:r>
+          </w:p>
+        </w:tc>
+        <w:tc>
+          <w:tcPr>
+            <w:tcW w:w="0" w:type="auto"/>
+            <w:vAlign w:val="center"/>
+          </w:tcPr>
+          <w:p>
+            <w:r>
+              <w:t xml:space="preserve">Decision: in scope for this roadmap. Same naming and domain check the v1 PRD required for "Melt Belt" itself (section 13) applies here — this is a second product surface, not a toggle, and stays under the same personal-project boundary (R8) as everything else.</w:t>
+            </w:r>
+          </w:p>
+        </w:tc>
+      </w:tr>
+    </w:tbl>
+    <w:p>
+      <w:pPr>
+        <w:rPr>
+          <w:b/>
+          <w:bCs/>
+        </w:rPr>
+      </w:pPr>
+      <w:r>
+        <w:rPr>
+          <w:b/>
+          <w:bCs/>
+        </w:rPr>
+        <w:t xml:space="preserve">Phase E: Boring but load-bearing (build alongside the rest, not only at the end)</w:t>
+      </w:r>
+    </w:p>
+    <w:tbl>
+      <w:tblPr>
+        <w:tblW w:w="0" w:type="auto"/>
+        <w:tblCellSpacing w:w="15" w:type="dxa"/>
+        <w:tblCellMar>
+          <w:top w:w="15" w:type="dxa"/>
+          <w:left w:w="15" w:type="dxa"/>
+          <w:bottom w:w="15" w:type="dxa"/>
+          <w:right w:w="15" w:type="dxa"/>
+        </w:tblCellMar>
+        <w:tblLook w:val="04A0" w:firstRow="1" w:lastRow="0" w:firstColumn="1" w:lastColumn="0" w:noHBand="0" w:noVBand="1"/>
+      </w:tblPr>
+      <w:tblGrid>
+        <w:gridCol w:w="2126"/>
+        <w:gridCol w:w="3515"/>
+        <w:gridCol w:w="3385"/>
+      </w:tblGrid>
+      <w:tr>
+        <w:trPr>
+          <w:tblHeader/>
+          <w:tblCellSpacing w:w="15" w:type="dxa"/>
+        </w:trPr>
+        <w:tc>
+          <w:tcPr>
+            <w:tcW w:w="0" w:type="auto"/>
+            <w:vAlign w:val="center"/>
+          </w:tcPr>
+          <w:p>
+            <w:r>
+              <w:rPr>
+                <w:b/>
+                <w:bCs/>
+              </w:rPr>
+              <w:t xml:space="preserve">Feature</w:t>
+            </w:r>
+          </w:p>
+        </w:tc>
+        <w:tc>
+          <w:tcPr>
+            <w:tcW w:w="0" w:type="auto"/>
+            <w:vAlign w:val="center"/>
+          </w:tcPr>
+          <w:p>
+            <w:r>
+              <w:rPr>
+                <w:b/>
+                <w:bCs/>
+              </w:rPr>
+              <w:t xml:space="preserve">What it does</w:t>
+            </w:r>
+          </w:p>
+        </w:tc>
+        <w:tc>
+          <w:tcPr>
+            <w:tcW w:w="0" w:type="auto"/>
+            <w:vAlign w:val="center"/>
+          </w:tcPr>
+          <w:p>
+            <w:r>
+              <w:rPr>
+                <w:b/>
+                <w:bCs/>
+              </w:rPr>
+              <w:t xml:space="preserve">Key requirement</w:t>
+            </w:r>
+          </w:p>
+        </w:tc>
+      </w:tr>
+      <w:tr>
+        <w:trPr>
+          <w:tblCellSpacing w:w="15" w:type="dxa"/>
+        </w:trPr>
+        <w:tc>
+          <w:tcPr>
+            <w:tcW w:w="0" w:type="auto"/>
+            <w:vAlign w:val="center"/>
+          </w:tcPr>
+          <w:p>
+            <w:r>
+              <w:t xml:space="preserve">Harden the precompute pipeline</w:t>
+            </w:r>
+          </w:p>
+        </w:tc>
+        <w:tc>
+          <w:tcPr>
+            <w:tcW w:w="0" w:type="auto"/>
+            <w:vAlign w:val="center"/>
+          </w:tcPr>
+          <w:p>
+            <w:r>
+              <w:t xml:space="preserve">GitHub Actions cron plus a cached last-known-good snapshot, so an Open-Meteo outage degrades to stale data, never a blank globe.</w:t>
+            </w:r>
+          </w:p>
+        </w:tc>
+        <w:tc>
+          <w:tcPr>
+            <w:tcW w:w="0" w:type="auto"/>
+            <w:vAlign w:val="center"/>
+          </w:tcPr>
+          <w:p>
+            <w:r>
+              <w:t xml:space="preserve">Partially true already (per-city staleness is handled — PRD section 9); needs explicit verification at the whole-payload level too: a fully failed hourly job should leave the previous successful deploy live, not publish a broken one.</w:t>
+            </w:r>
+          </w:p>
+        </w:tc>
+      </w:tr>
+      <w:tr>
+        <w:trPr>
+          <w:tblCellSpacing w:w="15" w:type="dxa"/>
+        </w:trPr>
+        <w:tc>
+          <w:tcPr>
+            <w:tcW w:w="0" w:type="auto"/>
+            <w:vAlign w:val="center"/>
+          </w:tcPr>
+          <w:p>
+            <w:r>
+              <w:t xml:space="preserve">Sanity bounds on scores</w:t>
+            </w:r>
+          </w:p>
+        </w:tc>
+        <w:tc>
+          <w:tcPr>
+            <w:tcW w:w="0" w:type="auto"/>
+            <w:vAlign w:val="center"/>
+          </w:tcPr>
+          <w:p>
+            <w:r>
+              <w:t xml:space="preserve">A bad data pull should never put an implausible city at the top of the leaderboard.</w:t>
+            </w:r>
+          </w:p>
+        </w:tc>
+        <w:tc>
+          <w:tcPr>
+            <w:tcW w:w="0" w:type="auto"/>
+            <w:vAlign w:val="center"/>
+          </w:tcPr>
+          <w:p>
+            <w:r>
+              <w:t xml:space="preserve">Needs a plausibility check on incoming readings (e.g. apparent temperature outside a physically reasonable range), extending the existing staleness flag to a broader implausibility flag.</w:t>
+            </w:r>
+          </w:p>
+        </w:tc>
+      </w:tr>
+      <w:tr>
+        <w:trPr>
+          <w:tblCellSpacing w:w="15" w:type="dxa"/>
+        </w:trPr>
+        <w:tc>
+          <w:tcPr>
+            <w:tcW w:w="0" w:type="auto"/>
+            <w:vAlign w:val="center"/>
+          </w:tcPr>
+          <w:p>
+            <w:r>
+              <w:t xml:space="preserve">2D map fallback</w:t>
+            </w:r>
+          </w:p>
+        </w:tc>
+        <w:tc>
+          <w:tcPr>
+            <w:tcW w:w="0" w:type="auto"/>
+            <w:vAlign w:val="center"/>
+          </w:tcPr>
+          <w:p>
+            <w:r>
+              <w:t xml:space="preserve">For low-end mobile devices that cannot render the WebGL globe smoothly.</w:t>
+            </w:r>
+          </w:p>
+        </w:tc>
+        <w:tc>
+          <w:tcPr>
+            <w:tcW w:w="0" w:type="auto"/>
+            <w:vAlign w:val="center"/>
+          </w:tcPr>
+          <w:p>
+            <w:r>
+              <w:t xml:space="preserve">Already named in the v1 PRD as the mitigation for risk R2.</w:t>
+            </w:r>
+          </w:p>
+        </w:tc>
+      </w:tr>
+      <w:tr>
+        <w:trPr>
+          <w:tblCellSpacing w:w="15" w:type="dxa"/>
+        </w:trPr>
+        <w:tc>
+          <w:tcPr>
+            <w:tcW w:w="0" w:type="auto"/>
+            <w:vAlign w:val="center"/>
+          </w:tcPr>
+          <w:p>
+            <w:r>
+              <w:t xml:space="preserve">Lighthouse pass</w:t>
+            </w:r>
+          </w:p>
+        </w:tc>
+        <w:tc>
+          <w:tcPr>
+            <w:tcW w:w="0" w:type="auto"/>
+            <w:vAlign w:val="center"/>
+          </w:tcPr>
+          <w:p>
+            <w:r>
+              <w:t xml:space="preserve">A real performance and accessibility audit.</w:t>
+            </w:r>
+          </w:p>
+        </w:tc>
+        <w:tc>
+          <w:tcPr>
+            <w:tcW w:w="0" w:type="auto"/>
+            <w:vAlign w:val="center"/>
+          </w:tcPr>
+          <w:p>
+            <w:r>
+              <w:t xml:space="preserve">Checked against the v1 PRD's own success metrics — P95 time-to-interactive under 4 seconds on 4G mobile.</w:t>
+            </w:r>
+          </w:p>
+        </w:tc>
+      </w:tr>
+      <w:tr>
+        <w:trPr>
+          <w:tblCellSpacing w:w="15" w:type="dxa"/>
+        </w:trPr>
+        <w:tc>
+          <w:tcPr>
+            <w:tcW w:w="0" w:type="auto"/>
+            <w:vAlign w:val="center"/>
+          </w:tcPr>
+          <w:p>
+            <w:r>
+              <w:t xml:space="preserve">Privacy-friendly analytics</w:t>
+            </w:r>
+          </w:p>
+        </w:tc>
+        <w:tc>
+          <w:tcPr>
+            <w:tcW w:w="0" w:type="auto"/>
+            <w:vAlign w:val="center"/>
+          </w:tcPr>
+          <w:p>
+            <w:r>
+              <w:t xml:space="preserve">To actually know what people click, without collecting anything that conflicts with “no user accounts, no login.”</w:t>
+            </w:r>
+          </w:p>
+        </w:tc>
+        <w:tc>
+          <w:tcPr>
+            <w:tcW w:w="0" w:type="auto"/>
+            <w:vAlign w:val="center"/>
+          </w:tcPr>
+          <w:p>
+            <w:r>
+              <w:t xml:space="preserve">Needs a specific cookieless, aggregate-only analytics tool decision, not a default.</w:t>
+            </w:r>
+          </w:p>
+        </w:tc>
+      </w:tr>
+      <w:tr>
+        <w:trPr>
+          <w:tblCellSpacing w:w="15" w:type="dxa"/>
+        </w:trPr>
+        <w:tc>
+          <w:tcPr>
+            <w:tcW w:w="0" w:type="auto"/>
+            <w:vAlign w:val="center"/>
+          </w:tcPr>
+          <w:p>
+            <w:r>
+              <w:t xml:space="preserve">Keep R8 discipline as it grows</w:t>
+            </w:r>
+          </w:p>
+        </w:tc>
+        <w:tc>
+          <w:tcPr>
+            <w:tcW w:w="0" w:type="auto"/>
+            <w:vAlign w:val="center"/>
+          </w:tcPr>
+          <w:p>
+            <w:r>
+              <w:t xml:space="preserve">Every phase above expands the site's surface area — city permalinks, an open dataset, a second product (Freeze Belt) — which multiplies the number of places employer data or branding could quietly slip in.</w:t>
+            </w:r>
+          </w:p>
+        </w:tc>
+        <w:tc>
+          <w:tcPr>
+            <w:tcW w:w="0" w:type="auto"/>
+            <w:vAlign w:val="center"/>
+          </w:tcPr>
+          <w:p>
+            <w:r>
+              <w:t xml:space="preserve">Not a feature. A standing check to re-run at every phase, same as R8 has been treated all along.</w:t>
+            </w:r>
+          </w:p>
+        </w:tc>
+      </w:tr>
+    </w:tbl>
     <w:p>
       <w:r>
         <w:pict w14:anchorId="6B402D5A">
